--- a/descargas/bachillerato/word/PRESENTE_bachillerato_semana2.docx
+++ b/descargas/bachillerato/word/PRESENTE_bachillerato_semana2.docx
@@ -126,7 +126,7 @@
       </w:r>
       <w:r>
         <w:rPr/>
-        <w:t xml:space="preserve">tres opciones; cada clase elige una:</w:t>
+        <w:t xml:space="preserve">cada clase usa uno de los dos modelos (ver la pestaña «Símbolo»):</w:t>
       </w:r>
     </w:p>
     <w:p>
@@ -143,7 +143,7 @@
           <w:bCs/>
           <w:color w:val="6F7300"/>
         </w:rPr>
-        <w:t xml:space="preserve">Caja cúbica (propuestas A y B): </w:t>
+        <w:t xml:space="preserve">Modelo A · caja cúbica: </w:t>
       </w:r>
       <w:r>
         <w:rPr/>
@@ -164,11 +164,11 @@
           <w:bCs/>
           <w:color w:val="6F7300"/>
         </w:rPr>
-        <w:t xml:space="preserve">Caja abatible (propuesta C): </w:t>
-      </w:r>
-      <w:r>
-        <w:rPr/>
-        <w:t xml:space="preserve"> se levantan las cuatro paredes, con las palabras de las semanas hacia dentro, y se encaja la tapa (lámina 2). Los nombres quedan guardados dentro.</w:t>
+        <w:t xml:space="preserve">Modelo B · caja abatible: </w:t>
+      </w:r>
+      <w:r>
+        <w:rPr/>
+        <w:t xml:space="preserve"> se levantan las cuatro paredes, con las palabras de las semanas hacia dentro, y se encaja la tapa.</w:t>
       </w:r>
     </w:p>
     <w:p>
@@ -261,7 +261,7 @@
       </w:pPr>
       <w:r>
         <w:rPr/>
-        <w:t xml:space="preserve">«Hace poco fue el Black Friday y seguimos pedidos en el móvil: confirmado, en preparación, en reparto. El Adviento también es un seguimiento: Dios está en camino. ¿Y nosotros?». Se forra la caja con la plantilla 2 y se cierra con su tapa.</w:t>
+        <w:t xml:space="preserve">«Hace poco fue el Black Friday y seguimos pedidos en el móvil: confirmado, en preparación, en reparto. El Adviento también es un seguimiento: Dios está en camino. ¿Y nosotros?». Se cierra la caja: en el Modelo A se forra con la plantilla 2 y se pone la tapa; en el Modelo B se levantan las paredes y se encaja la tapa.</w:t>
       </w:r>
     </w:p>
     <w:p>
